--- a/barlow/docs/finesst_proposal_basic.docx
+++ b/barlow/docs/finesst_proposal_basic.docx
@@ -357,6 +357,27 @@
           <w:i w:val="0"/>
         </w:rPr>
         <w:t xml:space="preserve"> — which climate variables drive the change — and it does not demonstrate that the detector works well on satellite data across all valleys. Both are named in the dissertation as future work. This proposal is that future work.</w:t>
+      </w:r>
+    </w:p>
+    <w:p>
+      <w:pPr>
+        <w:spacing w:after="120"/>
+      </w:pPr>
+      <w:r>
+        <w:rPr>
+          <w:rFonts w:ascii="Calibri" w:hAnsi="Calibri"/>
+          <w:b w:val="0"/>
+          <w:i w:val="0"/>
+        </w:rPr>
+        <w:t>Relevance to NASA.</w:t>
+      </w:r>
+      <w:r>
+        <w:rPr>
+          <w:rFonts w:ascii="Calibri" w:hAnsi="Calibri"/>
+          <w:b w:val="0"/>
+          <w:i w:val="0"/>
+        </w:rPr>
+        <w:t xml:space="preserve"> The 2001 baseline is NASA data — an ATM airborne lidar campaign — that has never been fully exploited for surface change. This project converts that NASA archive, together with free satellite elevation models and reanalysis, into a continuing, uncertainty-calibrated record of climate-driven surface change in Earth's largest ice-free Antarctic region: a direct contribution to the Earth Science Division's cryosphere and Earth-surface-change focus areas. The methods deliverables travel beyond the study site — terrain-only feature detection and per-pixel change thresholds apply to any elevation-differencing problem, including the surface-change records NASA missions such as ICESat-2 and NISAR produce. The Dry Valleys are also the canonical terrestrial analog for cold-desert planetary surfaces, which is why NASA has repeatedly funded work there. Finally, the project develops a Future Investigator in exactly the skills — open geospatial data, machine learning on remote sensing, honest uncertainty — that the Division's open-science strategy calls for.</w:t>
       </w:r>
     </w:p>
     <w:p>
@@ -1359,7 +1380,7 @@
           <w:b w:val="0"/>
           <w:i w:val="0"/>
         </w:rPr>
-        <w:t xml:space="preserve"> The FI has built terrain-segmentation and change-detection pipelines on non-Antarctic data but is new to Antarctic hydrology and to hierarchical statistical modeling. The plan includes graduate coursework in Bayesian/hierarchical methods and mentorship from the advisor on polar geomorphology. This is a genuine gap, stated as one; closing it is part of what a FINESST award is for.</w:t>
+        <w:t xml:space="preserve"> The FI has built terrain-segmentation and change-detection pipelines on non-Antarctic data but is new to Antarctic hydrology and to hierarchical statistical modeling — a genuine gap, stated as one. How coursework and PI mentorship close it is detailed in the Research Readiness Statement and Mentoring Plan.</w:t>
       </w:r>
     </w:p>
     <w:p>

--- a/barlow/docs/finesst_proposal_basic.docx
+++ b/barlow/docs/finesst_proposal_basic.docx
@@ -11,59 +11,6 @@
           <w:sz w:val="36"/>
         </w:rPr>
         <w:t>Measuring and Explaining Stream-Channel Change in the McMurdo Dry Valleys, Antarctica</w:t>
-      </w:r>
-    </w:p>
-    <w:p>
-      <w:pPr>
-        <w:spacing w:after="160"/>
-        <w:jc w:val="center"/>
-      </w:pPr>
-      <w:r>
-        <w:rPr>
-          <w:rFonts w:ascii="Calibri" w:hAnsi="Calibri"/>
-          <w:b w:val="0"/>
-          <w:i/>
-          <w:color w:val="666666"/>
-          <w:sz w:val="18"/>
-        </w:rPr>
-        <w:t>NASA ROSES F.5: Future Investigators in NASA Earth and Space Science and Technology (FINESST)</w:t>
-      </w:r>
-    </w:p>
-    <w:p>
-      <w:pPr>
-        <w:spacing w:after="120"/>
-      </w:pPr>
-      <w:r>
-        <w:rPr>
-          <w:rFonts w:ascii="Calibri" w:hAnsi="Calibri"/>
-          <w:b w:val="0"/>
-          <w:i w:val="0"/>
-        </w:rPr>
-        <w:t>Target division:</w:t>
-      </w:r>
-      <w:r>
-        <w:rPr>
-          <w:rFonts w:ascii="Calibri" w:hAnsi="Calibri"/>
-          <w:b w:val="0"/>
-          <w:i w:val="0"/>
-        </w:rPr>
-        <w:t xml:space="preserve"> Earth Science Division — Antarctic cryosphere / climate </w:t>
-      </w:r>
-      <w:r>
-        <w:rPr>
-          <w:rFonts w:ascii="Calibri" w:hAnsi="Calibri"/>
-          <w:b w:val="0"/>
-          <w:i w:val="0"/>
-        </w:rPr>
-        <w:t>Structure:</w:t>
-      </w:r>
-      <w:r>
-        <w:rPr>
-          <w:rFonts w:ascii="Calibri" w:hAnsi="Calibri"/>
-          <w:b w:val="0"/>
-          <w:i w:val="0"/>
-        </w:rPr>
-        <w:t xml:space="preserve"> Graduate student = Future Investigator (FI), intellectual lead and primary author; faculty advisor = PI of record. Award up to ~$50,000/yr for up to 3 years.</w:t>
       </w:r>
     </w:p>
     <w:p>

--- a/barlow/docs/finesst_proposal_basic.docx
+++ b/barlow/docs/finesst_proposal_basic.docx
@@ -2102,7 +2102,7 @@
           <w:b w:val="0"/>
           <w:i/>
         </w:rPr>
-        <w:t>Plan-only draft ("basic" variant): no preliminary results, no figures. Companion variants with preliminary work: `finesst_proposal.md` (formal) and `finesst_proposal_plain.md` (plain language). Not a submitted proposal.</w:t>
+        <w:t>Plan-only draft ("basic" variant): no preliminary results, no figures. Companion variants of the same plan: `finesst_proposal.md` (formal) and `finesst_proposal_plain.md` (plain language). Not a submitted proposal.</w:t>
       </w:r>
     </w:p>
     <w:sectPr>

--- a/barlow/docs/finesst_proposal_basic.docx
+++ b/barlow/docs/finesst_proposal_basic.docx
@@ -34,7 +34,7 @@
           <w:i w:val="0"/>
           <w:sz w:val="20"/>
         </w:rPr>
-        <w:t xml:space="preserve"> The McMurdo Dry Valleys hold the only streams in Antarctica that flow over open ground. They flow for a few weeks each summer, and they are changing. A 2026 dissertation (Barlow) mapped two decades of that change but stopped short of explaining it. This project proposes to (1) identify which climate drivers control the change, (2) make the detection method work on free satellite elevation data so monitoring can continue without new airborne surveys, and (3) attach an honest, per-pixel error bar to every change map. This document is a plan. No results are claimed here; the sections below state plainly what exists, what does not, what the work needs, and what could go wrong.</w:t>
+        <w:t xml:space="preserve"> The McMurdo Dry Valleys hold the only streams in Antarctica that flow over open ground. They flow for a few weeks each summer, and they are changing. A 2026 dissertation (Barlow) mapped two decades of that change but stopped short of explaining it — and measured it only inside the stream channels. This project proposes to (1) identify which climate drivers control the change, (2) measure geomorphic change across the whole valley-floor landscape, not just in the channels, and sort it by the process responsible, and (3) attach an honest, per-pixel error bar to every change map. This document is a plan. No results are claimed here; the sections below state plainly what exists, what does not, what the work needs, and what could go wrong.</w:t>
       </w:r>
     </w:p>
     <w:p>
@@ -271,7 +271,7 @@
           <w:b w:val="0"/>
           <w:i w:val="0"/>
         </w:rPr>
-        <w:t xml:space="preserve"> The dissertation is descriptive. It shows </w:t>
+        <w:t xml:space="preserve"> The dissertation is descriptive, and it stops at the channel edge. It shows </w:t>
       </w:r>
       <w:r>
         <w:rPr>
@@ -287,7 +287,7 @@
           <w:b w:val="0"/>
           <w:i w:val="0"/>
         </w:rPr>
-        <w:t xml:space="preserve"> change happened. It does not test </w:t>
+        <w:t xml:space="preserve"> in-channel change happened. It does not test </w:t>
       </w:r>
       <w:r>
         <w:rPr>
@@ -303,7 +303,23 @@
           <w:b w:val="0"/>
           <w:i w:val="0"/>
         </w:rPr>
-        <w:t xml:space="preserve"> — which climate variables drive the change — and it does not demonstrate that the detector works well on satellite data across all valleys. Both are named in the dissertation as future work. This proposal is that future work.</w:t>
+        <w:t xml:space="preserve"> — which climate variables drive the change (named in the dissertation as future work) — and its analysis is masked to the stream channels, so everything the elevation differencing measures </w:t>
+      </w:r>
+      <w:r>
+        <w:rPr>
+          <w:rFonts w:ascii="Calibri" w:hAnsi="Calibri"/>
+          <w:b w:val="0"/>
+          <w:i/>
+        </w:rPr>
+        <w:t>outside</w:t>
+      </w:r>
+      <w:r>
+        <w:rPr>
+          <w:rFonts w:ascii="Calibri" w:hAnsi="Calibri"/>
+          <w:b w:val="0"/>
+          <w:i w:val="0"/>
+        </w:rPr>
+        <w:t xml:space="preserve"> them (thawing ground, slopes, fans, lake margins) was discarded unexamined. This proposal is that unfinished work.</w:t>
       </w:r>
     </w:p>
     <w:p>
@@ -411,7 +427,7 @@
           <w:b w:val="0"/>
           <w:i w:val="0"/>
         </w:rPr>
-        <w:t>O2 — Generalization to satellite data.</w:t>
+        <w:t>O2 — Landscape-wide geomorphic change.</w:t>
       </w:r>
       <w:r>
         <w:rPr>
@@ -419,7 +435,7 @@
           <w:b w:val="0"/>
           <w:i w:val="0"/>
         </w:rPr>
-        <w:t xml:space="preserve"> Measure exactly how satellite elevation data disagree with airborne lidar over unchanged ground (the </w:t>
+        <w:t xml:space="preserve"> Extend the change measurement from inside the stream channels to the whole valley-floor surface, and classify each patch of significant change by the process responsible: channel shift, thaw-driven subsidence (</w:t>
       </w:r>
       <w:r>
         <w:rPr>
@@ -427,7 +443,7 @@
           <w:b w:val="0"/>
           <w:i w:val="0"/>
         </w:rPr>
-        <w:t>domain shift</w:t>
+        <w:t>thermokarst</w:t>
       </w:r>
       <w:r>
         <w:rPr>
@@ -435,7 +451,36 @@
           <w:b w:val="0"/>
           <w:i w:val="0"/>
         </w:rPr>
-        <w:t>), correct for it, and retrain the detector so it performs comparably on both. The stakes are practical: no further airborne lidar campaigns are scheduled for the MDVs. If monitoring is to continue, it must run on satellite data.</w:t>
+        <w:t xml:space="preserve">), slope movement, fan growth, lake-margin change. </w:t>
+      </w:r>
+      <w:r>
+        <w:rPr>
+          <w:rFonts w:ascii="Calibri" w:hAnsi="Calibri"/>
+          <w:b w:val="0"/>
+          <w:i/>
+        </w:rPr>
+        <w:t>Hypothesis: different process types answer to different drivers — channels to melt energy and water, thermokarst to summer thaw depth.</w:t>
+      </w:r>
+      <w:r>
+        <w:rPr>
+          <w:rFonts w:ascii="Calibri" w:hAnsi="Calibri"/>
+          <w:b w:val="0"/>
+          <w:i w:val="0"/>
+        </w:rPr>
+        <w:t xml:space="preserve"> If the types turn out to share one driver, that is also an answer.</w:t>
+      </w:r>
+    </w:p>
+    <w:p>
+      <w:pPr>
+        <w:spacing w:after="120"/>
+      </w:pPr>
+      <w:r>
+        <w:rPr>
+          <w:rFonts w:ascii="Calibri" w:hAnsi="Calibri"/>
+          <w:b w:val="0"/>
+          <w:i w:val="0"/>
+        </w:rPr>
+        <w:t>One practical note on satellite data: the record only continues past 2014 on the free REMA satellite DEM, and satellite elevations disagree with lidar in terrain-dependent ways. Measuring and correcting that disagreement is part of the method (§3), not an objective.</w:t>
       </w:r>
     </w:p>
     <w:p>
@@ -564,7 +609,28 @@
           <w:b w:val="0"/>
           <w:i w:val="0"/>
         </w:rPr>
-        <w:t>1. Quantify satellite-vs-lidar elevation disagreement over stable ground, broken down by slope and aspect. 2. Apply the learned correction, retrain the detector with both sensors represented in its training data, and score accuracy on all four valleys, both sensors.</w:t>
+        <w:t>1. Apply the O3 per-pixel thresholds to the full valley-floor surface and extract every patch of change that clears them. 2. Classify each patch by process type from its shape and setting (slope position, distance to channels and lakes, ice-cored terrain). 3. Run each type's rates through the O1 driver models separately and compare the driver fingerprints.</w:t>
+      </w:r>
+    </w:p>
+    <w:p>
+      <w:pPr>
+        <w:spacing w:after="120"/>
+      </w:pPr>
+      <w:r>
+        <w:rPr>
+          <w:rFonts w:ascii="Calibri" w:hAnsi="Calibri"/>
+          <w:b w:val="0"/>
+          <w:i w:val="0"/>
+        </w:rPr>
+        <w:t>Sensor continuity (method, Years 1–2).</w:t>
+      </w:r>
+      <w:r>
+        <w:rPr>
+          <w:rFonts w:ascii="Calibri" w:hAnsi="Calibri"/>
+          <w:b w:val="0"/>
+          <w:i w:val="0"/>
+        </w:rPr>
+        <w:t xml:space="preserve"> Quantify satellite-vs-lidar disagreement over stable ground by slope and aspect; correct it before any differencing that mixes sensors. Extend beyond Taylor Valley where REMA quality allows.</w:t>
       </w:r>
     </w:p>
     <w:p>
@@ -1470,7 +1536,7 @@
           <w:b w:val="0"/>
           <w:i w:val="0"/>
         </w:rPr>
-        <w:t>The detector may not close the sensor gap (O2).</w:t>
+        <w:t>Outside the channels, change may be too small to detect (O2).</w:t>
       </w:r>
       <w:r>
         <w:rPr>
@@ -1478,7 +1544,7 @@
           <w:b w:val="0"/>
           <w:i w:val="0"/>
         </w:rPr>
-        <w:t xml:space="preserve"> If accuracy on satellite data stays meaningfully below lidar after bias correction and retraining, that result is reported with the measured gap — a negative result here is a real contribution, because it tells the community what satellite-only monitoring can and cannot see.</w:t>
+        <w:t xml:space="preserve"> The valley floors beyond the streams change slowly; much of the surface may sit below the detection threshold even with per-pixel calibration. If so, O2 narrows back to in-channel change and the landscape-wide result is reported as a calibrated null — which is itself a quantitative statement about how spatially confined active change currently is.</w:t>
       </w:r>
     </w:p>
     <w:p>
@@ -1733,7 +1799,7 @@
                 <w:i w:val="0"/>
                 <w:sz w:val="18"/>
               </w:rPr>
-              <w:t>Sensor domain-shift measurement + correction; detector retrained and scored across all four valleys and both sensors; attribution extended basin-wide</w:t>
+              <w:t>Landscape-wide change detection + process-type classification (O2), gated by the O3 thresholds; driver tests per change type; sensor-disagreement correction</w:t>
             </w:r>
           </w:p>
         </w:tc>
@@ -1753,7 +1819,7 @@
                 <w:i w:val="0"/>
                 <w:sz w:val="18"/>
               </w:rPr>
-              <w:t>Generalization paper; AGU presentation</w:t>
+              <w:t>Process-classification paper; AGU presentation</w:t>
             </w:r>
           </w:p>
         </w:tc>
@@ -1795,7 +1861,7 @@
                 <w:i w:val="0"/>
                 <w:sz w:val="18"/>
               </w:rPr>
-              <w:t>Per-pixel calibrated-uncertainty product; three-epoch acceleration analysis; synthesis</w:t>
+              <w:t>Per-pixel calibrated-uncertainty product; three-epoch acceleration analysis; extension beyond Taylor Valley where REMA supports it; synthesis</w:t>
             </w:r>
           </w:p>
         </w:tc>

--- a/barlow/docs/finesst_proposal_basic.docx
+++ b/barlow/docs/finesst_proposal_basic.docx
@@ -10,7 +10,7 @@
           <w:i w:val="0"/>
           <w:sz w:val="36"/>
         </w:rPr>
-        <w:t>Measuring and Explaining Stream-Channel Change in the McMurdo Dry Valleys, Antarctica</w:t>
+        <w:t>Measuring and Explaining Geomorphic Change in the McMurdo Dry Valleys, Antarctica</w:t>
       </w:r>
     </w:p>
     <w:p>
@@ -340,7 +340,7 @@
           <w:b w:val="0"/>
           <w:i w:val="0"/>
         </w:rPr>
-        <w:t xml:space="preserve"> The 2001 baseline is NASA data — an ATM airborne lidar campaign — that has never been fully exploited for surface change. This project converts that NASA archive, together with free satellite elevation models and reanalysis, into a continuing, uncertainty-calibrated record of climate-driven surface change in Earth's largest ice-free Antarctic region: a direct contribution to the Earth Science Division's cryosphere and Earth-surface-change focus areas. The methods deliverables travel beyond the study site — terrain-only feature detection and per-pixel change thresholds apply to any elevation-differencing problem, including the surface-change records NASA missions such as ICESat-2 and NISAR produce. The Dry Valleys are also the canonical terrestrial analog for cold-desert planetary surfaces, which is why NASA has repeatedly funded work there. Finally, the project develops a Future Investigator in exactly the skills — open geospatial data, machine learning on remote sensing, honest uncertainty — that the Division's open-science strategy calls for.</w:t>
+        <w:t xml:space="preserve"> The 2001 baseline is NASA data — an ATM airborne lidar campaign — that has never been fully exploited for surface change. This project converts that NASA archive, together with free satellite elevation models and reanalysis, into a continuing, uncertainty-calibrated record of climate-driven surface change in the Dry Valleys: a direct contribution to the Earth Science Division's cryosphere and Earth-surface-change focus areas. The methods deliverables travel beyond the study site — terrain-only feature detection and per-pixel change thresholds apply to any elevation-differencing problem, including the surface-change records NASA missions such as ICESat-2 and NISAR produce. The Dry Valleys are also the canonical terrestrial analog for cold-desert planetary surfaces, which is why NASA has repeatedly funded work there. Finally, the project develops a Future Investigator in exactly the skills — open geospatial data, machine learning on remote sensing, honest uncertainty — that the Division's open-science strategy calls for.</w:t>
       </w:r>
     </w:p>
     <w:p>
@@ -1586,7 +1586,7 @@
           <w:b w:val="0"/>
           <w:i w:val="0"/>
         </w:rPr>
-        <w:t xml:space="preserve"> The MDV streams are the most direct, physically measurable climate response in the most stable landscape on Earth, and the data to study them — two lidar epochs, a growing satellite record, and 30 years of LTER station records — already exist and are free. The missing ingredients are the driver analysis, the sensor bridge, and the error bars. Those are exactly the size of a three-year graduate project.</w:t>
+        <w:t xml:space="preserve"> The MDV streams are the most direct, physically measurable climate response in the most stable landscape on Earth, and the data to study them — two lidar epochs, a growing satellite record, and 30 years of LTER station records — already exist and are free. The missing ingredients are the driver analysis, the whole-landscape picture, and the error bars. Those are exactly the size of a three-year graduate project.</w:t>
       </w:r>
     </w:p>
     <w:p>
@@ -1923,7 +1923,7 @@
           <w:b w:val="0"/>
           <w:i w:val="0"/>
         </w:rPr>
-        <w:t>All inputs are public and cited to source (NASA ATM, NCALM/OpenTopography, PGC REMA, MCM-LTER/EDI, Copernicus ERA5, AMPS/GDEX). All derived products — change rasters, per-stream rate tables, uncertainty layers, channel outlines, and processing code — will be released open-access with DOIs (Zenodo / EDI). Heavy regenerable rasters stay out of version control; scripts, tables, and figures are tracked. Products carry explicit coordinate-system, method, and uncertainty metadata.</w:t>
+        <w:t>All inputs are public and cited to source (NASA ATM, NCALM/OpenTopography, PGC REMA, MCM-LTER/EDI, Copernicus ERA5, AMPS/GDEX). All derived products — change rasters, process-classified change maps, per-stream rate tables, uncertainty layers, channel outlines, and processing code — will be released open-access with DOIs (Zenodo / EDI). Heavy regenerable rasters stay out of version control; scripts, tables, and figures are tracked. Products carry explicit coordinate-system, method, and uncertainty metadata.</w:t>
       </w:r>
     </w:p>
     <w:p>
@@ -2194,7 +2194,7 @@
         <w:color w:val="666666"/>
         <w:sz w:val="16"/>
       </w:rPr>
-      <w:t>Measuring and Explaining Stream-Channel Change in the McMurdo Dry Valleys, Antarctica</w:t>
+      <w:t>Measuring and Explaining Geomorphic Change in the McMurdo Dry Valleys, Antarctica</w:t>
       <w:tab/>
       <w:tab/>
     </w:r>

--- a/barlow/docs/finesst_proposal_basic.docx
+++ b/barlow/docs/finesst_proposal_basic.docx
@@ -223,7 +223,7 @@
           <w:b w:val="0"/>
           <w:i w:val="0"/>
         </w:rPr>
-        <w:t>enough to detect stream-corridor change, once aligned to airborne lidar.</w:t>
+        <w:t>enough to detect stream-corridor change, once aligned to airborne LiDAR.</w:t>
       </w:r>
     </w:p>
     <w:p>
@@ -250,7 +250,7 @@
           <w:b w:val="0"/>
           <w:i w:val="0"/>
         </w:rPr>
-        <w:t>epochs: 2001 airborne lidar, 2014 airborne lidar, and 2021–23 satellite data.</w:t>
+        <w:t>epochs: 2001 airborne LiDAR, 2014 airborne LiDAR, and 2021–23 satellite data.</w:t>
       </w:r>
     </w:p>
     <w:p>
@@ -340,7 +340,7 @@
           <w:b w:val="0"/>
           <w:i w:val="0"/>
         </w:rPr>
-        <w:t xml:space="preserve"> The 2001 baseline is NASA data — an ATM airborne lidar campaign — that has never been fully exploited for surface change. This project converts that NASA archive, together with free satellite elevation models and reanalysis, into a continuing, uncertainty-calibrated record of climate-driven surface change in the Dry Valleys: a direct contribution to the Earth Science Division's cryosphere and Earth-surface-change focus areas. The methods deliverables travel beyond the study site — terrain-only feature detection and per-pixel change thresholds apply to any elevation-differencing problem, including the surface-change records NASA missions such as ICESat-2 and NISAR produce. The Dry Valleys are also the canonical terrestrial analog for cold-desert planetary surfaces, which is why NASA has repeatedly funded work there. Finally, the project develops a Future Investigator in exactly the skills — open geospatial data, machine learning on remote sensing, honest uncertainty — that the Division's open-science strategy calls for.</w:t>
+        <w:t xml:space="preserve"> The 2001 baseline is NASA data — an ATM airborne LiDAR campaign — that has never been fully exploited for surface change. This project converts that NASA archive, together with free satellite elevation models and reanalysis, into a continuing, uncertainty-calibrated record of climate-driven surface change in the Dry Valleys: a direct contribution to the Earth Science Division's cryosphere and Earth-surface-change focus areas. The methods deliverables travel beyond the study site — terrain-only feature detection and per-pixel change thresholds apply to any elevation-differencing problem, including the surface-change records NASA missions such as ICESat-2 and NISAR produce. The Dry Valleys are also the canonical terrestrial analog for cold-desert planetary surfaces, which is why NASA has repeatedly funded work there. Finally, the project develops a Future Investigator in exactly the skills — open geospatial data, machine learning on remote sensing, honest uncertainty — that the Division's open-science strategy calls for.</w:t>
       </w:r>
     </w:p>
     <w:p>
@@ -480,7 +480,7 @@
           <w:b w:val="0"/>
           <w:i w:val="0"/>
         </w:rPr>
-        <w:t>One practical note on satellite data: the record only continues past 2014 on the free REMA satellite DEM, and satellite elevations disagree with lidar in terrain-dependent ways. Measuring and correcting that disagreement is part of the method (§3), not an objective.</w:t>
+        <w:t>One practical note on satellite data: the record only continues past 2014 on the free REMA satellite DEM, and satellite elevations disagree with LiDAR in terrain-dependent ways. Measuring and correcting that disagreement is part of the method (§3), not an objective.</w:t>
       </w:r>
     </w:p>
     <w:p>
@@ -630,7 +630,7 @@
           <w:b w:val="0"/>
           <w:i w:val="0"/>
         </w:rPr>
-        <w:t xml:space="preserve"> Quantify satellite-vs-lidar disagreement over stable ground by slope and aspect; correct it before any differencing that mixes sensors. Extend beyond Taylor Valley where REMA quality allows.</w:t>
+        <w:t xml:space="preserve"> Quantify satellite-vs-LiDAR disagreement over stable ground by slope and aspect; correct it before any differencing that mixes sensors. Extend beyond Taylor Valley where REMA quality allows.</w:t>
       </w:r>
     </w:p>
     <w:p>
@@ -848,7 +848,7 @@
                 <w:i w:val="0"/>
                 <w:sz w:val="18"/>
               </w:rPr>
-              <w:t>2001 airborne lidar DEM (2 m)</w:t>
+              <w:t>2001 airborne LiDAR DEM (2 m)</w:t>
             </w:r>
           </w:p>
         </w:tc>
@@ -910,7 +910,7 @@
                 <w:i w:val="0"/>
                 <w:sz w:val="18"/>
               </w:rPr>
-              <w:t>2014 airborne lidar DEM (1 m) + point cloud</w:t>
+              <w:t>2014 airborne LiDAR DEM (1 m) + point cloud</w:t>
             </w:r>
           </w:p>
         </w:tc>
@@ -1586,7 +1586,7 @@
           <w:b w:val="0"/>
           <w:i w:val="0"/>
         </w:rPr>
-        <w:t xml:space="preserve"> The MDV streams are the most direct, physically measurable climate response in the most stable landscape on Earth, and the data to study them — two lidar epochs, a growing satellite record, and 30 years of LTER station records — already exist and are free. The missing ingredients are the driver analysis, the whole-landscape picture, and the error bars. Those are exactly the size of a three-year graduate project.</w:t>
+        <w:t xml:space="preserve"> The MDV streams are the most direct, physically measurable climate response in the most stable landscape on Earth, and the data to study them — two LiDAR epochs, a growing satellite record, and 30 years of LTER station records — already exist and are free. The missing ingredients are the driver analysis, the whole-landscape picture, and the error bars. Those are exactly the size of a three-year graduate project.</w:t>
       </w:r>
     </w:p>
     <w:p>
